--- a/var/templates_docx/E-119.docx
+++ b/var/templates_docx/E-119.docx
@@ -2,7 +2,7 @@
 <file path=word/document.xml><?xml version="1.0" encoding="utf-8"?>
 <w:document xmlns:w="http://schemas.openxmlformats.org/wordprocessingml/2006/main" xmlns:m="http://schemas.openxmlformats.org/officeDocument/2006/math" xmlns:r="http://schemas.openxmlformats.org/officeDocument/2006/relationships" xmlns:o="urn:schemas-microsoft-com:office:office" xmlns:v="urn:schemas-microsoft-com:vml" xmlns:w10="urn:schemas-microsoft-com:office:word" xmlns:a="http://schemas.openxmlformats.org/drawingml/2006/main" xmlns:pic="http://schemas.openxmlformats.org/drawingml/2006/picture" xmlns:wp="http://schemas.openxmlformats.org/drawingml/2006/wordprocessingDrawing">
   <w:body>
-    <w:bookmarkStart w:id="32" w:name="X2fd40edd81d3957ac82d04e1ee54bd457f06ed0"/>
+    <w:bookmarkStart w:id="34" w:name="Xd9bca52e3eb2120d9a64f047d4f36e083069473"/>
     <w:p>
       <w:pPr>
         <w:pStyle w:val="Heading1"/>
@@ -30,12 +30,267 @@
         </w:pict>
       </w:r>
     </w:p>
-    <w:bookmarkStart w:id="20" w:name="objeto"/>
+    <w:bookmarkStart w:id="20" w:name="marco-normativo"/>
     <w:p>
       <w:pPr>
         <w:pStyle w:val="Heading2"/>
       </w:pPr>
       <w:r>
+        <w:t xml:space="preserve">MARCO NORMATIVO</w:t>
+      </w:r>
+    </w:p>
+    <w:p>
+      <w:pPr>
+        <w:pStyle w:val="FirstParagraph"/>
+      </w:pPr>
+      <w:r>
+        <w:t xml:space="preserve">Esta política se desarrolla en cumplimiento conjunto del</w:t>
+      </w:r>
+      <w:r>
+        <w:t xml:space="preserve"> </w:t>
+      </w:r>
+      <w:r>
+        <w:rPr>
+          <w:bCs/>
+          <w:b/>
+        </w:rPr>
+        <w:t xml:space="preserve">Real Decreto 311/2022</w:t>
+      </w:r>
+      <w:r>
+        <w:t xml:space="preserve">, de 3 de mayo, por el que se regula el Esquema Nacional de Seguridad (ENS), y del</w:t>
+      </w:r>
+      <w:r>
+        <w:t xml:space="preserve"> </w:t>
+      </w:r>
+      <w:r>
+        <w:rPr>
+          <w:bCs/>
+          <w:b/>
+        </w:rPr>
+        <w:t xml:space="preserve">Reglamento (UE) 2016/679 (RGPD)</w:t>
+      </w:r>
+      <w:r>
+        <w:t xml:space="preserve"> </w:t>
+      </w:r>
+      <w:r>
+        <w:t xml:space="preserve">y la</w:t>
+      </w:r>
+      <w:r>
+        <w:t xml:space="preserve"> </w:t>
+      </w:r>
+      <w:r>
+        <w:rPr>
+          <w:bCs/>
+          <w:b/>
+        </w:rPr>
+        <w:t xml:space="preserve">LO 3/2018 LOPDGDD</w:t>
+      </w:r>
+      <w:r>
+        <w:t xml:space="preserve">.</w:t>
+      </w:r>
+    </w:p>
+    <w:p>
+      <w:pPr>
+        <w:pStyle w:val="BodyText"/>
+      </w:pPr>
+      <w:r>
+        <w:t xml:space="preserve">Del Anexo II del RD 311/2022 (ENS) materializa:</w:t>
+      </w:r>
+    </w:p>
+    <w:p>
+      <w:pPr>
+        <w:numPr>
+          <w:ilvl w:val="0"/>
+          <w:numId w:val="1001"/>
+        </w:numPr>
+        <w:pStyle w:val="Compact"/>
+      </w:pPr>
+      <w:r>
+        <w:rPr>
+          <w:bCs/>
+          <w:b/>
+        </w:rPr>
+        <w:t xml:space="preserve">op.exp.7</w:t>
+      </w:r>
+      <w:r>
+        <w:t xml:space="preserve"> </w:t>
+      </w:r>
+      <w:r>
+        <w:t xml:space="preserve">— Gestión de incidentes (específicamente brechas con impacto en datos personales).</w:t>
+      </w:r>
+    </w:p>
+    <w:p>
+      <w:pPr>
+        <w:numPr>
+          <w:ilvl w:val="0"/>
+          <w:numId w:val="1001"/>
+        </w:numPr>
+        <w:pStyle w:val="Compact"/>
+      </w:pPr>
+      <w:r>
+        <w:rPr>
+          <w:bCs/>
+          <w:b/>
+        </w:rPr>
+        <w:t xml:space="preserve">mp.info.2</w:t>
+      </w:r>
+      <w:r>
+        <w:t xml:space="preserve"> </w:t>
+      </w:r>
+      <w:r>
+        <w:t xml:space="preserve">— Calificación de la información (datos personales como categoría reforzada).</w:t>
+      </w:r>
+    </w:p>
+    <w:p>
+      <w:pPr>
+        <w:numPr>
+          <w:ilvl w:val="0"/>
+          <w:numId w:val="1001"/>
+        </w:numPr>
+        <w:pStyle w:val="Compact"/>
+      </w:pPr>
+      <w:r>
+        <w:rPr>
+          <w:bCs/>
+          <w:b/>
+        </w:rPr>
+        <w:t xml:space="preserve">mp.si.2</w:t>
+      </w:r>
+      <w:r>
+        <w:t xml:space="preserve"> </w:t>
+      </w:r>
+      <w:r>
+        <w:t xml:space="preserve">— Criptografía (cifrado de la información como control compensatorio relevante para mitigar el impacto de una brecha).</w:t>
+      </w:r>
+    </w:p>
+    <w:p>
+      <w:pPr>
+        <w:pStyle w:val="FirstParagraph"/>
+      </w:pPr>
+      <w:r>
+        <w:t xml:space="preserve">Del marco de protección de datos materializa:</w:t>
+      </w:r>
+    </w:p>
+    <w:p>
+      <w:pPr>
+        <w:numPr>
+          <w:ilvl w:val="0"/>
+          <w:numId w:val="1002"/>
+        </w:numPr>
+        <w:pStyle w:val="Compact"/>
+      </w:pPr>
+      <w:r>
+        <w:rPr>
+          <w:bCs/>
+          <w:b/>
+        </w:rPr>
+        <w:t xml:space="preserve">Artículo 33 RGPD</w:t>
+      </w:r>
+      <w:r>
+        <w:t xml:space="preserve"> </w:t>
+      </w:r>
+      <w:r>
+        <w:t xml:space="preserve">— Notificación a la autoridad de control (AEPD) en plazo máximo de 72 horas desde conocimiento de la brecha.</w:t>
+      </w:r>
+    </w:p>
+    <w:p>
+      <w:pPr>
+        <w:numPr>
+          <w:ilvl w:val="0"/>
+          <w:numId w:val="1002"/>
+        </w:numPr>
+        <w:pStyle w:val="Compact"/>
+      </w:pPr>
+      <w:r>
+        <w:rPr>
+          <w:bCs/>
+          <w:b/>
+        </w:rPr>
+        <w:t xml:space="preserve">Artículo 34 RGPD</w:t>
+      </w:r>
+      <w:r>
+        <w:t xml:space="preserve"> </w:t>
+      </w:r>
+      <w:r>
+        <w:t xml:space="preserve">— Comunicación de la brecha al interesado cuando entrañe alto riesgo.</w:t>
+      </w:r>
+    </w:p>
+    <w:p>
+      <w:pPr>
+        <w:numPr>
+          <w:ilvl w:val="0"/>
+          <w:numId w:val="1002"/>
+        </w:numPr>
+        <w:pStyle w:val="Compact"/>
+      </w:pPr>
+      <w:r>
+        <w:rPr>
+          <w:bCs/>
+          <w:b/>
+        </w:rPr>
+        <w:t xml:space="preserve">Artículo 5 LOPDGDD</w:t>
+      </w:r>
+      <w:r>
+        <w:t xml:space="preserve"> </w:t>
+      </w:r>
+      <w:r>
+        <w:t xml:space="preserve">— Deber de confidencialidad durante y después de la brecha.</w:t>
+      </w:r>
+    </w:p>
+    <w:p>
+      <w:pPr>
+        <w:pStyle w:val="FirstParagraph"/>
+      </w:pPr>
+      <w:r>
+        <w:t xml:space="preserve">Se alinea con la</w:t>
+      </w:r>
+      <w:r>
+        <w:t xml:space="preserve"> </w:t>
+      </w:r>
+      <w:r>
+        <w:rPr>
+          <w:iCs/>
+          <w:i/>
+        </w:rPr>
+        <w:t xml:space="preserve">Guía de la AEPD para la notificación de brechas de datos personales</w:t>
+      </w:r>
+      <w:r>
+        <w:t xml:space="preserve"> </w:t>
+      </w:r>
+      <w:r>
+        <w:t xml:space="preserve">(edición vigente) y con la</w:t>
+      </w:r>
+      <w:r>
+        <w:t xml:space="preserve"> </w:t>
+      </w:r>
+      <w:r>
+        <w:rPr>
+          <w:iCs/>
+          <w:i/>
+        </w:rPr>
+        <w:t xml:space="preserve">Guía CCN-STIC 817</w:t>
+      </w:r>
+      <w:r>
+        <w:t xml:space="preserve"> </w:t>
+      </w:r>
+      <w:r>
+        <w:t xml:space="preserve">sobre gestión de ciberincidentes del ENS. Complementa la Política Maestra ({{ proyecto.codigo_documento_base }}-100) y la Política de Gestión de Incidentes ({{ proyecto.codigo_documento_base }}-108) en lo específico de brechas que afecten a datos personales.</w:t>
+      </w:r>
+    </w:p>
+    <w:p>
+      <w:r>
+        <w:pict>
+          <v:rect style="width:0;height:1.5pt" o:hralign="center" o:hrstd="t" o:hr="t"/>
+        </w:pict>
+      </w:r>
+    </w:p>
+    <w:bookmarkEnd w:id="20"/>
+    <w:bookmarkStart w:id="21" w:name="X9895ad7d6233bb46f1f1ab0c9c1393c5bec2388"/>
+    <w:p>
+      <w:pPr>
+        <w:pStyle w:val="Heading2"/>
+      </w:pPr>
+      <w:r>
         <w:t xml:space="preserve">1. OBJETO</w:t>
       </w:r>
     </w:p>
@@ -47,8 +302,8 @@
         <w:t xml:space="preserve">Establecer el marco de actuación de {{ cliente.razon_social }} ante las brechas de seguridad que afecten a datos personales, garantizando la detección, valoración, contención, notificación a las autoridades y comunicación a los interesados afectados en los plazos y con los contenidos exigidos por los artículos 33 y 34 del Reglamento (UE) 2016/679 (RGPD).</w:t>
       </w:r>
     </w:p>
-    <w:bookmarkEnd w:id="20"/>
-    <w:bookmarkStart w:id="21" w:name="definición"/>
+    <w:bookmarkEnd w:id="21"/>
+    <w:bookmarkStart w:id="22" w:name="X51fc9e2fe85da310c94ec329abbff7bf810985c"/>
     <w:p>
       <w:pPr>
         <w:pStyle w:val="Heading2"/>
@@ -91,11 +346,14 @@
     </w:p>
     <w:p>
       <w:pPr>
-        <w:numPr>
-          <w:ilvl w:val="0"/>
-          <w:numId w:val="1001"/>
-        </w:numPr>
-      </w:pPr>
+        <w:pStyle w:val="BodyText"/>
+      </w:pPr>
+      <w:r>
+        <w:t xml:space="preserve">a)</w:t>
+      </w:r>
+      <w:r>
+        <w:t xml:space="preserve"> </w:t>
+      </w:r>
       <w:r>
         <w:rPr>
           <w:bCs/>
@@ -109,11 +367,14 @@
     </w:p>
     <w:p>
       <w:pPr>
-        <w:numPr>
-          <w:ilvl w:val="0"/>
-          <w:numId w:val="1001"/>
-        </w:numPr>
-      </w:pPr>
+        <w:pStyle w:val="BodyText"/>
+      </w:pPr>
+      <w:r>
+        <w:t xml:space="preserve">b)</w:t>
+      </w:r>
+      <w:r>
+        <w:t xml:space="preserve"> </w:t>
+      </w:r>
       <w:r>
         <w:rPr>
           <w:bCs/>
@@ -127,11 +388,14 @@
     </w:p>
     <w:p>
       <w:pPr>
-        <w:numPr>
-          <w:ilvl w:val="0"/>
-          <w:numId w:val="1001"/>
-        </w:numPr>
-      </w:pPr>
+        <w:pStyle w:val="BodyText"/>
+      </w:pPr>
+      <w:r>
+        <w:t xml:space="preserve">c)</w:t>
+      </w:r>
+      <w:r>
+        <w:t xml:space="preserve"> </w:t>
+      </w:r>
       <w:r>
         <w:rPr>
           <w:bCs/>
@@ -143,8 +407,8 @@
         <w:t xml:space="preserve">: pérdida de acceso o destrucción de datos personales.</w:t>
       </w:r>
     </w:p>
-    <w:bookmarkEnd w:id="21"/>
-    <w:bookmarkStart w:id="24" w:name="detección-y-valoración-inicial"/>
+    <w:bookmarkEnd w:id="22"/>
+    <w:bookmarkStart w:id="25" w:name="X9ac3f1caaab2cd4b3e30c4031569e37494a74e9"/>
     <w:p>
       <w:pPr>
         <w:pStyle w:val="Heading2"/>
@@ -153,7 +417,7 @@
         <w:t xml:space="preserve">3. DETECCIÓN Y VALORACIÓN INICIAL</w:t>
       </w:r>
     </w:p>
-    <w:bookmarkStart w:id="22" w:name="detección"/>
+    <w:bookmarkStart w:id="23" w:name="X78c563f18cc0e8a02d100bb3b818ca082a3e727"/>
     <w:p>
       <w:pPr>
         <w:pStyle w:val="Heading3"/>
@@ -170,8 +434,8 @@
         <w:t xml:space="preserve">Toda brecha de datos personales se detectará a través de los mecanismos previstos en la Política de Gestión de Incidentes ({{ proyecto.codigo_documento_base }}-108) y en el procedimiento de incidentes ({{ proyecto.codigo_documento_base }}-204).</w:t>
       </w:r>
     </w:p>
-    <w:bookmarkEnd w:id="22"/>
-    <w:bookmarkStart w:id="23" w:name="Xd9e6afb40f155fc7845dd7838291a6a87e2e616"/>
+    <w:bookmarkEnd w:id="23"/>
+    <w:bookmarkStart w:id="24" w:name="X0c11a16a80034c28f8d34114351e284607aeff4"/>
     <w:p>
       <w:pPr>
         <w:pStyle w:val="Heading3"/>
@@ -206,73 +470,55 @@
     </w:p>
     <w:p>
       <w:pPr>
-        <w:numPr>
-          <w:ilvl w:val="0"/>
-          <w:numId w:val="1002"/>
-        </w:numPr>
-      </w:pPr>
-      <w:r>
-        <w:t xml:space="preserve">Naturaleza, sensibilidad y volumen de los datos afectados.</w:t>
-      </w:r>
-    </w:p>
-    <w:p>
-      <w:pPr>
-        <w:numPr>
-          <w:ilvl w:val="0"/>
-          <w:numId w:val="1002"/>
-        </w:numPr>
-      </w:pPr>
-      <w:r>
-        <w:t xml:space="preserve">Facilidad de identificación de los interesados.</w:t>
-      </w:r>
-    </w:p>
-    <w:p>
-      <w:pPr>
-        <w:numPr>
-          <w:ilvl w:val="0"/>
-          <w:numId w:val="1002"/>
-        </w:numPr>
-      </w:pPr>
-      <w:r>
-        <w:t xml:space="preserve">Gravedad de las consecuencias para los afectados.</w:t>
-      </w:r>
-    </w:p>
-    <w:p>
-      <w:pPr>
-        <w:numPr>
-          <w:ilvl w:val="0"/>
-          <w:numId w:val="1002"/>
-        </w:numPr>
-      </w:pPr>
-      <w:r>
-        <w:t xml:space="preserve">Características especiales de los interesados (menores, personas vulnerables).</w:t>
-      </w:r>
-    </w:p>
-    <w:p>
-      <w:pPr>
-        <w:numPr>
-          <w:ilvl w:val="0"/>
-          <w:numId w:val="1002"/>
-        </w:numPr>
-      </w:pPr>
-      <w:r>
-        <w:t xml:space="preserve">Número de personas afectadas.</w:t>
-      </w:r>
-    </w:p>
-    <w:p>
-      <w:pPr>
-        <w:numPr>
-          <w:ilvl w:val="0"/>
-          <w:numId w:val="1002"/>
-        </w:numPr>
-      </w:pPr>
-      <w:r>
-        <w:t xml:space="preserve">Características especiales del responsable del tratamiento.</w:t>
-      </w:r>
-    </w:p>
-    <w:p>
-      <w:pPr>
-        <w:pStyle w:val="FirstParagraph"/>
+        <w:pStyle w:val="BodyText"/>
+      </w:pPr>
+      <w:r>
+        <w:t xml:space="preserve">a) Naturaleza, sensibilidad y volumen de los datos afectados.</w:t>
+      </w:r>
+    </w:p>
+    <w:p>
+      <w:pPr>
+        <w:pStyle w:val="BodyText"/>
+      </w:pPr>
+      <w:r>
+        <w:t xml:space="preserve">b) Facilidad de identificación de los interesados.</w:t>
+      </w:r>
+    </w:p>
+    <w:p>
+      <w:pPr>
+        <w:pStyle w:val="BodyText"/>
+      </w:pPr>
+      <w:r>
+        <w:t xml:space="preserve">c) Gravedad de las consecuencias para los afectados.</w:t>
+      </w:r>
+    </w:p>
+    <w:p>
+      <w:pPr>
+        <w:pStyle w:val="BodyText"/>
+      </w:pPr>
+      <w:r>
+        <w:t xml:space="preserve">d) Características especiales de los interesados (menores, personas vulnerables).</w:t>
+      </w:r>
+    </w:p>
+    <w:p>
+      <w:pPr>
+        <w:pStyle w:val="BodyText"/>
+      </w:pPr>
+      <w:r>
+        <w:t xml:space="preserve">e) Número de personas afectadas.</w:t>
+      </w:r>
+    </w:p>
+    <w:p>
+      <w:pPr>
+        <w:pStyle w:val="BodyText"/>
+      </w:pPr>
+      <w:r>
+        <w:t xml:space="preserve">f) Características especiales del responsable del tratamiento.</w:t>
+      </w:r>
+    </w:p>
+    <w:p>
+      <w:pPr>
+        <w:pStyle w:val="BodyText"/>
       </w:pPr>
       <w:r>
         <w:t xml:space="preserve">El resultado de la valoración determinará las obligaciones de notificación:</w:t>
@@ -281,7 +527,7 @@
     <w:tbl>
       <w:tblPr>
         <w:tblStyle w:val="Table"/>
-        <w:tblW w:type="pct" w:w="5000"/>
+        <w:tblW w:type="auto" w:w="0"/>
         <w:tblLook w:firstRow="1" w:lastRow="0" w:firstColumn="0" w:lastColumn="0" w:noHBand="0" w:noVBand="0" w:val="0020"/>
         <w:jc w:val="start"/>
       </w:tblPr>
@@ -458,9 +704,9 @@
         </w:tc>
       </w:tr>
     </w:tbl>
-    <w:bookmarkEnd w:id="23"/>
     <w:bookmarkEnd w:id="24"/>
-    <w:bookmarkStart w:id="28" w:name="notificación-a-la-aepd"/>
+    <w:bookmarkEnd w:id="25"/>
+    <w:bookmarkStart w:id="30" w:name="X5e85f399ea7aa8ad371ae7368f1b95cc33ebc74"/>
     <w:p>
       <w:pPr>
         <w:pStyle w:val="Heading2"/>
@@ -469,7 +715,7 @@
         <w:t xml:space="preserve">4. NOTIFICACIÓN A LA AEPD</w:t>
       </w:r>
     </w:p>
-    <w:bookmarkStart w:id="25" w:name="plazo"/>
+    <w:bookmarkStart w:id="26" w:name="X9893e1f6dbd896c8659446dab13972f1231debc"/>
     <w:p>
       <w:pPr>
         <w:pStyle w:val="Heading3"/>
@@ -510,8 +756,8 @@
         <w:t xml:space="preserve">Si la notificación no es posible en 72 horas, se acompañará de los motivos del retraso.</w:t>
       </w:r>
     </w:p>
-    <w:bookmarkEnd w:id="25"/>
-    <w:bookmarkStart w:id="26" w:name="canal-y-contenido"/>
+    <w:bookmarkEnd w:id="26"/>
+    <w:bookmarkStart w:id="28" w:name="X4f1d4d37e7b315fdf453892b77fd900d73c144c"/>
     <w:p>
       <w:pPr>
         <w:pStyle w:val="Heading3"/>
@@ -541,55 +787,54 @@
         <w:t xml:space="preserve"> </w:t>
       </w:r>
       <w:r>
-        <w:t xml:space="preserve">(https://sedeaepd.gob.es) y contendrá, como mínimo:</w:t>
-      </w:r>
-    </w:p>
-    <w:p>
-      <w:pPr>
-        <w:numPr>
-          <w:ilvl w:val="0"/>
-          <w:numId w:val="1003"/>
-        </w:numPr>
-      </w:pPr>
-      <w:r>
-        <w:t xml:space="preserve">Naturaleza de la brecha, categorías y número aproximado de interesados y registros afectados.</w:t>
-      </w:r>
-    </w:p>
-    <w:p>
-      <w:pPr>
-        <w:numPr>
-          <w:ilvl w:val="0"/>
-          <w:numId w:val="1003"/>
-        </w:numPr>
-      </w:pPr>
-      <w:r>
-        <w:t xml:space="preserve">Datos de contacto del DPO o punto de contacto.</w:t>
-      </w:r>
-    </w:p>
-    <w:p>
-      <w:pPr>
-        <w:numPr>
-          <w:ilvl w:val="0"/>
-          <w:numId w:val="1003"/>
-        </w:numPr>
-      </w:pPr>
-      <w:r>
-        <w:t xml:space="preserve">Consecuencias probables de la brecha.</w:t>
-      </w:r>
-    </w:p>
-    <w:p>
-      <w:pPr>
-        <w:numPr>
-          <w:ilvl w:val="0"/>
-          <w:numId w:val="1003"/>
-        </w:numPr>
-      </w:pPr>
-      <w:r>
-        <w:t xml:space="preserve">Medidas adoptadas o propuestas para remediar la brecha y mitigar sus efectos.</w:t>
-      </w:r>
-    </w:p>
-    <w:bookmarkEnd w:id="26"/>
-    <w:bookmarkStart w:id="27" w:name="responsable-de-la-notificación"/>
+        <w:t xml:space="preserve">(</w:t>
+      </w:r>
+      <w:hyperlink r:id="rId27">
+        <w:r>
+          <w:rPr>
+            <w:rStyle w:val="Hyperlink"/>
+          </w:rPr>
+          <w:t xml:space="preserve">https://sedeaepd.gob.es</w:t>
+        </w:r>
+      </w:hyperlink>
+      <w:r>
+        <w:t xml:space="preserve">) y contendrá, como mínimo:</w:t>
+      </w:r>
+    </w:p>
+    <w:p>
+      <w:pPr>
+        <w:pStyle w:val="BodyText"/>
+      </w:pPr>
+      <w:r>
+        <w:t xml:space="preserve">a) Naturaleza de la brecha, categorías y número aproximado de interesados y registros afectados.</w:t>
+      </w:r>
+    </w:p>
+    <w:p>
+      <w:pPr>
+        <w:pStyle w:val="BodyText"/>
+      </w:pPr>
+      <w:r>
+        <w:t xml:space="preserve">b) Datos de contacto del DPO o punto de contacto.</w:t>
+      </w:r>
+    </w:p>
+    <w:p>
+      <w:pPr>
+        <w:pStyle w:val="BodyText"/>
+      </w:pPr>
+      <w:r>
+        <w:t xml:space="preserve">c) Consecuencias probables de la brecha.</w:t>
+      </w:r>
+    </w:p>
+    <w:p>
+      <w:pPr>
+        <w:pStyle w:val="BodyText"/>
+      </w:pPr>
+      <w:r>
+        <w:t xml:space="preserve">d) Medidas adoptadas o propuestas para remediar la brecha y mitigar sus efectos.</w:t>
+      </w:r>
+    </w:p>
+    <w:bookmarkEnd w:id="28"/>
+    <w:bookmarkStart w:id="29" w:name="Xd3bcbd067ce4fbdd9de5bbd5e31ab91eab79128"/>
     <w:p>
       <w:pPr>
         <w:pStyle w:val="Heading3"/>
@@ -606,9 +851,9 @@
         <w:t xml:space="preserve">La interlocución con la AEPD corresponde al DPO ({{ responsables.delegado_proteccion_datos.nombre }}), en coordinación con el Responsable de la Seguridad.</w:t>
       </w:r>
     </w:p>
-    <w:bookmarkEnd w:id="27"/>
-    <w:bookmarkEnd w:id="28"/>
-    <w:bookmarkStart w:id="29" w:name="comunicación-a-los-interesados"/>
+    <w:bookmarkEnd w:id="29"/>
+    <w:bookmarkEnd w:id="30"/>
+    <w:bookmarkStart w:id="31" w:name="Xd1641d0353b53f092abbab96136886c53d672a2"/>
     <w:p>
       <w:pPr>
         <w:pStyle w:val="Heading2"/>
@@ -656,58 +901,46 @@
     </w:p>
     <w:p>
       <w:pPr>
-        <w:numPr>
-          <w:ilvl w:val="0"/>
-          <w:numId w:val="1004"/>
-        </w:numPr>
-      </w:pPr>
-      <w:r>
-        <w:t xml:space="preserve">La naturaleza de la brecha.</w:t>
-      </w:r>
-    </w:p>
-    <w:p>
-      <w:pPr>
-        <w:numPr>
-          <w:ilvl w:val="0"/>
-          <w:numId w:val="1004"/>
-        </w:numPr>
-      </w:pPr>
-      <w:r>
-        <w:t xml:space="preserve">Las recomendaciones dirigidas al interesado para mitigar los posibles efectos adversos (cambio de contraseñas, vigilancia de cuentas, etc.).</w:t>
-      </w:r>
-    </w:p>
-    <w:p>
-      <w:pPr>
-        <w:numPr>
-          <w:ilvl w:val="0"/>
-          <w:numId w:val="1004"/>
-        </w:numPr>
-      </w:pPr>
-      <w:r>
-        <w:t xml:space="preserve">Los datos de contacto del DPO.</w:t>
-      </w:r>
-    </w:p>
-    <w:p>
-      <w:pPr>
-        <w:numPr>
-          <w:ilvl w:val="0"/>
-          <w:numId w:val="1004"/>
-        </w:numPr>
-      </w:pPr>
-      <w:r>
-        <w:t xml:space="preserve">Las medidas adoptadas por la Entidad.</w:t>
-      </w:r>
-    </w:p>
-    <w:p>
-      <w:pPr>
-        <w:pStyle w:val="FirstParagraph"/>
+        <w:pStyle w:val="BodyText"/>
+      </w:pPr>
+      <w:r>
+        <w:t xml:space="preserve">a) La naturaleza de la brecha.</w:t>
+      </w:r>
+    </w:p>
+    <w:p>
+      <w:pPr>
+        <w:pStyle w:val="BodyText"/>
+      </w:pPr>
+      <w:r>
+        <w:t xml:space="preserve">b) Las recomendaciones dirigidas al interesado para mitigar los posibles efectos adversos (cambio de contraseñas, vigilancia de cuentas, etc.).</w:t>
+      </w:r>
+    </w:p>
+    <w:p>
+      <w:pPr>
+        <w:pStyle w:val="BodyText"/>
+      </w:pPr>
+      <w:r>
+        <w:t xml:space="preserve">c) Los datos de contacto del DPO.</w:t>
+      </w:r>
+    </w:p>
+    <w:p>
+      <w:pPr>
+        <w:pStyle w:val="BodyText"/>
+      </w:pPr>
+      <w:r>
+        <w:t xml:space="preserve">d) Las medidas adoptadas por la Entidad.</w:t>
+      </w:r>
+    </w:p>
+    <w:p>
+      <w:pPr>
+        <w:pStyle w:val="BodyText"/>
       </w:pPr>
       <w:r>
         <w:t xml:space="preserve">No será necesaria la comunicación individual cuando la Entidad haya adoptado medidas que hagan ininteligibles los datos para cualquier persona no autorizada (cifrado) o haya tomado medidas posteriores que garanticen que ya no es probable que se materialice el riesgo alto.</w:t>
       </w:r>
     </w:p>
-    <w:bookmarkEnd w:id="29"/>
-    <w:bookmarkStart w:id="30" w:name="registro"/>
+    <w:bookmarkEnd w:id="31"/>
+    <w:bookmarkStart w:id="32" w:name="X7af0a4aae0a48eaea2e7004c771c6a70038bb74"/>
     <w:p>
       <w:pPr>
         <w:pStyle w:val="Heading2"/>
@@ -737,8 +970,8 @@
         <w:t xml:space="preserve">, mantenido por el DPO, que documentará: hechos, efectos, medidas correctivas adoptadas y decisiones de notificación/comunicación con su justificación.</w:t>
       </w:r>
     </w:p>
-    <w:bookmarkEnd w:id="30"/>
-    <w:bookmarkStart w:id="31" w:name="aprobación-revisión-y-vigencia"/>
+    <w:bookmarkEnd w:id="32"/>
+    <w:bookmarkStart w:id="33" w:name="X43aeacd0d56162332dd263dc369986095daf667"/>
     <w:p>
       <w:pPr>
         <w:pStyle w:val="Heading2"/>
@@ -774,8 +1007,8 @@
         <w:t xml:space="preserve">Documento {{ proyecto.codigo_documento_base }}-119 — Versión {{ proyecto.version_actual }} — Clasificación: INTERNA</w:t>
       </w:r>
     </w:p>
-    <w:bookmarkEnd w:id="31"/>
-    <w:bookmarkEnd w:id="32"/>
+    <w:bookmarkEnd w:id="33"/>
+    <w:bookmarkEnd w:id="34"/>
     <w:sectPr>
       <w:headerReference w:type="default" r:id="rId9"/>
       <w:footerReference w:type="default" r:id="rId10"/>
@@ -1078,85 +1311,76 @@
       </w:pPr>
     </w:lvl>
   </w:abstractNum>
-  <w:abstractNum w:abstractNumId="99721">
-    <w:nsid w:val="A99721"/>
+  <w:abstractNum w:abstractNumId="991">
+    <w:nsid w:val="A991"/>
     <w:multiLevelType w:val="multilevel"/>
     <w:lvl w:ilvl="0">
-      <w:start w:val="1"/>
-      <w:numFmt w:val="lowerLetter"/>
-      <w:lvlText w:val="%1)"/>
+      <w:numFmt w:val="bullet"/>
+      <w:lvlText w:val="•"/>
       <w:lvlJc w:val="left"/>
       <w:pPr>
         <w:ind w:left="720" w:hanging="480"/>
       </w:pPr>
     </w:lvl>
     <w:lvl w:ilvl="1">
-      <w:start w:val="1"/>
-      <w:numFmt w:val="lowerLetter"/>
-      <w:lvlText w:val="%2)"/>
+      <w:numFmt w:val="bullet"/>
+      <w:lvlText w:val="–"/>
       <w:lvlJc w:val="left"/>
       <w:pPr>
         <w:ind w:left="1440" w:hanging="480"/>
       </w:pPr>
     </w:lvl>
     <w:lvl w:ilvl="2">
-      <w:start w:val="1"/>
-      <w:numFmt w:val="lowerLetter"/>
-      <w:lvlText w:val="%3)"/>
+      <w:numFmt w:val="bullet"/>
+      <w:lvlText w:val="•"/>
       <w:lvlJc w:val="left"/>
       <w:pPr>
         <w:ind w:left="2160" w:hanging="480"/>
       </w:pPr>
     </w:lvl>
     <w:lvl w:ilvl="3">
-      <w:start w:val="1"/>
-      <w:numFmt w:val="lowerLetter"/>
-      <w:lvlText w:val="%4)"/>
+      <w:numFmt w:val="bullet"/>
+      <w:lvlText w:val="–"/>
       <w:lvlJc w:val="left"/>
       <w:pPr>
         <w:ind w:left="2880" w:hanging="480"/>
       </w:pPr>
     </w:lvl>
     <w:lvl w:ilvl="4">
-      <w:start w:val="1"/>
-      <w:numFmt w:val="lowerLetter"/>
-      <w:lvlText w:val="%5)"/>
+      <w:numFmt w:val="bullet"/>
+      <w:lvlText w:val="•"/>
       <w:lvlJc w:val="left"/>
       <w:pPr>
         <w:ind w:left="3600" w:hanging="480"/>
       </w:pPr>
     </w:lvl>
     <w:lvl w:ilvl="5">
-      <w:start w:val="1"/>
-      <w:numFmt w:val="lowerLetter"/>
-      <w:lvlText w:val="%6)"/>
+      <w:numFmt w:val="bullet"/>
+      <w:lvlText w:val="–"/>
       <w:lvlJc w:val="left"/>
       <w:pPr>
         <w:ind w:left="4320" w:hanging="480"/>
       </w:pPr>
     </w:lvl>
     <w:lvl w:ilvl="6">
-      <w:start w:val="1"/>
-      <w:numFmt w:val="lowerLetter"/>
-      <w:lvlText w:val="%7)"/>
+      <w:numFmt w:val="bullet"/>
+      <w:lvlText w:val="•"/>
       <w:lvlJc w:val="left"/>
       <w:pPr>
         <w:ind w:left="5040" w:hanging="480"/>
       </w:pPr>
     </w:lvl>
     <w:lvl w:ilvl="7">
-      <w:start w:val="1"/>
-      <w:numFmt w:val="lowerLetter"/>
-      <w:lvlText w:val="%8)"/>
+      <w:numFmt w:val="bullet"/>
+      <w:lvlText w:val="–"/>
       <w:lvlJc w:val="left"/>
       <w:pPr>
         <w:ind w:left="5760" w:hanging="480"/>
       </w:pPr>
     </w:lvl>
     <w:lvl w:ilvl="8">
-      <w:start w:val="1"/>
-      <w:numFmt w:val="lowerLetter"/>
-      <w:lvlText w:val="%9)"/>
+      <w:numFmt w:val="bullet"/>
+      <w:lvlText w:val="•"/>
       <w:lvlJc w:val="left"/>
       <w:pPr>
         <w:ind w:left="6480" w:hanging="480"/>
@@ -1167,124 +1391,10 @@
     <w:abstractNumId w:val="990"/>
   </w:num>
   <w:num w:numId="1001">
-    <w:abstractNumId w:val="99721"/>
-    <w:lvlOverride w:ilvl="0">
-      <w:startOverride w:val="1"/>
-    </w:lvlOverride>
-    <w:lvlOverride w:ilvl="1">
-      <w:startOverride w:val="1"/>
-    </w:lvlOverride>
-    <w:lvlOverride w:ilvl="2">
-      <w:startOverride w:val="1"/>
-    </w:lvlOverride>
-    <w:lvlOverride w:ilvl="3">
-      <w:startOverride w:val="1"/>
-    </w:lvlOverride>
-    <w:lvlOverride w:ilvl="4">
-      <w:startOverride w:val="1"/>
-    </w:lvlOverride>
-    <w:lvlOverride w:ilvl="5">
-      <w:startOverride w:val="1"/>
-    </w:lvlOverride>
-    <w:lvlOverride w:ilvl="6">
-      <w:startOverride w:val="1"/>
-    </w:lvlOverride>
-    <w:lvlOverride w:ilvl="7">
-      <w:startOverride w:val="1"/>
-    </w:lvlOverride>
-    <w:lvlOverride w:ilvl="8">
-      <w:startOverride w:val="1"/>
-    </w:lvlOverride>
+    <w:abstractNumId w:val="991"/>
   </w:num>
   <w:num w:numId="1002">
-    <w:abstractNumId w:val="99721"/>
-    <w:lvlOverride w:ilvl="0">
-      <w:startOverride w:val="1"/>
-    </w:lvlOverride>
-    <w:lvlOverride w:ilvl="1">
-      <w:startOverride w:val="1"/>
-    </w:lvlOverride>
-    <w:lvlOverride w:ilvl="2">
-      <w:startOverride w:val="1"/>
-    </w:lvlOverride>
-    <w:lvlOverride w:ilvl="3">
-      <w:startOverride w:val="1"/>
-    </w:lvlOverride>
-    <w:lvlOverride w:ilvl="4">
-      <w:startOverride w:val="1"/>
-    </w:lvlOverride>
-    <w:lvlOverride w:ilvl="5">
-      <w:startOverride w:val="1"/>
-    </w:lvlOverride>
-    <w:lvlOverride w:ilvl="6">
-      <w:startOverride w:val="1"/>
-    </w:lvlOverride>
-    <w:lvlOverride w:ilvl="7">
-      <w:startOverride w:val="1"/>
-    </w:lvlOverride>
-    <w:lvlOverride w:ilvl="8">
-      <w:startOverride w:val="1"/>
-    </w:lvlOverride>
-  </w:num>
-  <w:num w:numId="1003">
-    <w:abstractNumId w:val="99721"/>
-    <w:lvlOverride w:ilvl="0">
-      <w:startOverride w:val="1"/>
-    </w:lvlOverride>
-    <w:lvlOverride w:ilvl="1">
-      <w:startOverride w:val="1"/>
-    </w:lvlOverride>
-    <w:lvlOverride w:ilvl="2">
-      <w:startOverride w:val="1"/>
-    </w:lvlOverride>
-    <w:lvlOverride w:ilvl="3">
-      <w:startOverride w:val="1"/>
-    </w:lvlOverride>
-    <w:lvlOverride w:ilvl="4">
-      <w:startOverride w:val="1"/>
-    </w:lvlOverride>
-    <w:lvlOverride w:ilvl="5">
-      <w:startOverride w:val="1"/>
-    </w:lvlOverride>
-    <w:lvlOverride w:ilvl="6">
-      <w:startOverride w:val="1"/>
-    </w:lvlOverride>
-    <w:lvlOverride w:ilvl="7">
-      <w:startOverride w:val="1"/>
-    </w:lvlOverride>
-    <w:lvlOverride w:ilvl="8">
-      <w:startOverride w:val="1"/>
-    </w:lvlOverride>
-  </w:num>
-  <w:num w:numId="1004">
-    <w:abstractNumId w:val="99721"/>
-    <w:lvlOverride w:ilvl="0">
-      <w:startOverride w:val="1"/>
-    </w:lvlOverride>
-    <w:lvlOverride w:ilvl="1">
-      <w:startOverride w:val="1"/>
-    </w:lvlOverride>
-    <w:lvlOverride w:ilvl="2">
-      <w:startOverride w:val="1"/>
-    </w:lvlOverride>
-    <w:lvlOverride w:ilvl="3">
-      <w:startOverride w:val="1"/>
-    </w:lvlOverride>
-    <w:lvlOverride w:ilvl="4">
-      <w:startOverride w:val="1"/>
-    </w:lvlOverride>
-    <w:lvlOverride w:ilvl="5">
-      <w:startOverride w:val="1"/>
-    </w:lvlOverride>
-    <w:lvlOverride w:ilvl="6">
-      <w:startOverride w:val="1"/>
-    </w:lvlOverride>
-    <w:lvlOverride w:ilvl="7">
-      <w:startOverride w:val="1"/>
-    </w:lvlOverride>
-    <w:lvlOverride w:ilvl="8">
-      <w:startOverride w:val="1"/>
-    </w:lvlOverride>
+    <w:abstractNumId w:val="991"/>
   </w:num>
 </w:numbering>
 </file>

--- a/var/templates_docx/E-119.docx
+++ b/var/templates_docx/E-119.docx
@@ -1196,7 +1196,7 @@
               <w:color w:val="6B7280"/>
               <w:sz w:val="18"/>
             </w:rPr>
-            <w:t>E-119 · Documento E-119</w:t>
+            <w:t>E-119 · POLÍTICA DE RESPUESTA A BRECHAS DE DATOS PERSONALES</w:t>
             <w:br/>
             <w:t>versión {{ proyecto.version_actual }}</w:t>
           </w:r>
